--- a/6-过程管理/流程制度规范类文件/HFSJ-ITSS-0609-运维服务服务可用性和连续性管理制度.docx
+++ b/6-过程管理/流程制度规范类文件/HFSJ-ITSS-0609-运维服务服务可用性和连续性管理制度.docx
@@ -3560,7 +3560,7 @@
               <w:rFonts w:hint="default"/>
               <w:lang w:val="en-US" w:eastAsia="zh-CN"/>
             </w:rPr>
-            <w:t>2.5.5. 产品产品质量部</w:t>
+            <w:t>2.5.5. 产品质量部</w:t>
           </w:r>
           <w:r>
             <w:tab/>
@@ -10174,7 +10174,7 @@
                 <w:szCs w:val="22"/>
                 <w:lang w:val="en-US" w:eastAsia="zh-CN"/>
               </w:rPr>
-              <w:t>运维部、产品产品质量部</w:t>
+              <w:t>运维部、产品质量部</w:t>
             </w:r>
           </w:p>
         </w:tc>
@@ -10303,7 +10303,7 @@
                 <w:szCs w:val="22"/>
                 <w:lang w:val="en-US" w:eastAsia="zh-CN"/>
               </w:rPr>
-              <w:t>管理层、产品产品质量部</w:t>
+              <w:t>管理层、产品质量部</w:t>
             </w:r>
           </w:p>
         </w:tc>
@@ -11525,7 +11525,7 @@
                 <w:szCs w:val="22"/>
                 <w:lang w:val="en-US" w:eastAsia="zh-CN"/>
               </w:rPr>
-              <w:t>产品产品质量部</w:t>
+              <w:t>产品质量部</w:t>
             </w:r>
           </w:p>
         </w:tc>
@@ -11700,7 +11700,7 @@
           <w:rFonts w:hint="default"/>
           <w:lang w:val="en-US" w:eastAsia="zh-CN"/>
         </w:rPr>
-        <w:t>统筹协调运维部、研发部、产品产品质量部等在应急工作中的协同配合；</w:t>
+        <w:t>统筹协调运维部、研发部、产品质量部等在应急工作中的协同配合；</w:t>
       </w:r>
     </w:p>
     <w:p>
@@ -13406,7 +13406,7 @@
           <w:rFonts w:hint="default"/>
           <w:lang w:val="en-US" w:eastAsia="zh-CN"/>
         </w:rPr>
-        <w:t>产品产品质量部</w:t>
+        <w:t>产品质量部</w:t>
       </w:r>
       <w:bookmarkEnd w:id="18"/>
     </w:p>
